--- a/pr-preview/pr-242/estimator-properties-handout.docx
+++ b/pr-preview/pr-242/estimator-properties-handout.docx
@@ -15,7 +15,7 @@
         <w:pStyle w:val="Date"/>
       </w:pPr>
       <w:r>
-        <w:t xml:space="preserve">Last modified: 2026-10-16 01:48:06 (PDT)</w:t>
+        <w:t xml:space="preserve">Last modified: 2026-10-16 02:24:20 (PDT)</w:t>
       </w:r>
     </w:p>
     <w:p>

--- a/pr-preview/pr-242/estimator-properties-handout.docx
+++ b/pr-preview/pr-242/estimator-properties-handout.docx
@@ -15,7 +15,7 @@
         <w:pStyle w:val="Date"/>
       </w:pPr>
       <w:r>
-        <w:t xml:space="preserve">Last modified: 2026-10-16 02:24:20 (PDT)</w:t>
+        <w:t xml:space="preserve">Last modified: 2026-10-16 02:40:41 (PDT)</w:t>
       </w:r>
     </w:p>
     <w:p>
@@ -6821,16 +6821,21 @@
         <w:t xml:space="preserve"> </w:t>
       </w:r>
       <m:oMath>
-        <m:acc>
-          <m:accPr>
-            <m:chr m:val="̃"/>
-          </m:accPr>
+        <m:limLow>
           <m:e>
             <m:r>
               <m:t>X</m:t>
             </m:r>
           </m:e>
-        </m:acc>
+          <m:lim>
+            <m:r>
+              <m:rPr>
+                <m:sty m:val="p"/>
+              </m:rPr>
+              <m:t>∼</m:t>
+            </m:r>
+          </m:lim>
+        </m:limLow>
       </m:oMath>
       <w:r>
         <w:t xml:space="preserve"> </w:t>
@@ -6854,16 +6859,21 @@
           </m:rPr>
           <m:t>(</m:t>
         </m:r>
-        <m:acc>
-          <m:accPr>
-            <m:chr m:val="̃"/>
-          </m:accPr>
+        <m:limLow>
           <m:e>
             <m:r>
               <m:t>x</m:t>
             </m:r>
           </m:e>
-        </m:acc>
+          <m:lim>
+            <m:r>
+              <m:rPr>
+                <m:sty m:val="p"/>
+              </m:rPr>
+              <m:t>∼</m:t>
+            </m:r>
+          </m:lim>
+        </m:limLow>
         <m:r>
           <m:rPr>
             <m:sty m:val="p"/>
@@ -6959,16 +6969,21 @@
           </m:rPr>
           <m:t>(</m:t>
         </m:r>
-        <m:acc>
-          <m:accPr>
-            <m:chr m:val="̃"/>
-          </m:accPr>
+        <m:limLow>
           <m:e>
             <m:r>
               <m:t>X</m:t>
             </m:r>
           </m:e>
-        </m:acc>
+          <m:lim>
+            <m:r>
+              <m:rPr>
+                <m:sty m:val="p"/>
+              </m:rPr>
+              <m:t>∼</m:t>
+            </m:r>
+          </m:lim>
+        </m:limLow>
         <m:r>
           <m:rPr>
             <m:sty m:val="p"/>
@@ -7076,16 +7091,21 @@
           </m:rPr>
           <m:t>(</m:t>
         </m:r>
-        <m:acc>
-          <m:accPr>
-            <m:chr m:val="̃"/>
-          </m:accPr>
+        <m:limLow>
           <m:e>
             <m:r>
               <m:t>X</m:t>
             </m:r>
           </m:e>
-        </m:acc>
+          <m:lim>
+            <m:r>
+              <m:rPr>
+                <m:sty m:val="p"/>
+              </m:rPr>
+              <m:t>∼</m:t>
+            </m:r>
+          </m:lim>
+        </m:limLow>
         <m:r>
           <m:rPr>
             <m:sty m:val="p"/>
@@ -7795,16 +7815,21 @@
                 </m:rPr>
                 <m:t>(</m:t>
               </m:r>
-              <m:acc>
-                <m:accPr>
-                  <m:chr m:val="̃"/>
-                </m:accPr>
+              <m:limLow>
                 <m:e>
                   <m:r>
                     <m:t>x</m:t>
                   </m:r>
                 </m:e>
-              </m:acc>
+                <m:lim>
+                  <m:r>
+                    <m:rPr>
+                      <m:sty m:val="p"/>
+                    </m:rPr>
+                    <m:t>∼</m:t>
+                  </m:r>
+                </m:lim>
+              </m:limLow>
               <m:r>
                 <m:rPr>
                   <m:sty m:val="p"/>
@@ -7835,16 +7860,21 @@
                 </m:rPr>
                 <m:t>(</m:t>
               </m:r>
-              <m:acc>
-                <m:accPr>
-                  <m:chr m:val="̃"/>
-                </m:accPr>
+              <m:limLow>
                 <m:e>
                   <m:r>
                     <m:t>x</m:t>
                   </m:r>
                 </m:e>
-              </m:acc>
+                <m:lim>
+                  <m:r>
+                    <m:rPr>
+                      <m:sty m:val="p"/>
+                    </m:rPr>
+                    <m:t>∼</m:t>
+                  </m:r>
+                </m:lim>
+              </m:limLow>
               <m:r>
                 <m:rPr>
                   <m:sty m:val="p"/>
@@ -7875,16 +7905,21 @@
                 </m:rPr>
                 <m:t>(</m:t>
               </m:r>
-              <m:acc>
-                <m:accPr>
-                  <m:chr m:val="̃"/>
-                </m:accPr>
+              <m:limLow>
                 <m:e>
                   <m:r>
                     <m:t>x</m:t>
                   </m:r>
                 </m:e>
-              </m:acc>
+                <m:lim>
+                  <m:r>
+                    <m:rPr>
+                      <m:sty m:val="p"/>
+                    </m:rPr>
+                    <m:t>∼</m:t>
+                  </m:r>
+                </m:lim>
+              </m:limLow>
               <m:r>
                 <m:rPr>
                   <m:sty m:val="p"/>
@@ -7906,16 +7941,21 @@
               <m:r>
                 <m:t>d</m:t>
               </m:r>
-              <m:acc>
-                <m:accPr>
-                  <m:chr m:val="̃"/>
-                </m:accPr>
+              <m:limLow>
                 <m:e>
                   <m:r>
                     <m:t>x</m:t>
                   </m:r>
                 </m:e>
-              </m:acc>
+                <m:lim>
+                  <m:r>
+                    <m:rPr>
+                      <m:sty m:val="p"/>
+                    </m:rPr>
+                    <m:t>∼</m:t>
+                  </m:r>
+                </m:lim>
+              </m:limLow>
               <m:r>
                 <m:t>&amp;</m:t>
               </m:r>
@@ -7962,16 +8002,21 @@
                 </m:rPr>
                 <m:t>(</m:t>
               </m:r>
-              <m:acc>
-                <m:accPr>
-                  <m:chr m:val="̃"/>
-                </m:accPr>
+              <m:limLow>
                 <m:e>
                   <m:r>
                     <m:t>x</m:t>
                   </m:r>
                 </m:e>
-              </m:acc>
+                <m:lim>
+                  <m:r>
+                    <m:rPr>
+                      <m:sty m:val="p"/>
+                    </m:rPr>
+                    <m:t>∼</m:t>
+                  </m:r>
+                </m:lim>
+              </m:limLow>
               <m:r>
                 <m:rPr>
                   <m:sty m:val="p"/>
@@ -8031,16 +8076,21 @@
                     </m:rPr>
                     <m:t>(</m:t>
                   </m:r>
-                  <m:acc>
-                    <m:accPr>
-                      <m:chr m:val="̃"/>
-                    </m:accPr>
+                  <m:limLow>
                     <m:e>
                       <m:r>
                         <m:t>x</m:t>
                       </m:r>
                     </m:e>
-                  </m:acc>
+                    <m:lim>
+                      <m:r>
+                        <m:rPr>
+                          <m:sty m:val="p"/>
+                        </m:rPr>
+                        <m:t>∼</m:t>
+                      </m:r>
+                    </m:lim>
+                  </m:limLow>
                   <m:r>
                     <m:rPr>
                       <m:sty m:val="p"/>
@@ -8073,16 +8123,21 @@
                 </m:rPr>
                 <m:t>(</m:t>
               </m:r>
-              <m:acc>
-                <m:accPr>
-                  <m:chr m:val="̃"/>
-                </m:accPr>
+              <m:limLow>
                 <m:e>
                   <m:r>
                     <m:t>x</m:t>
                   </m:r>
                 </m:e>
-              </m:acc>
+                <m:lim>
+                  <m:r>
+                    <m:rPr>
+                      <m:sty m:val="p"/>
+                    </m:rPr>
+                    <m:t>∼</m:t>
+                  </m:r>
+                </m:lim>
+              </m:limLow>
               <m:r>
                 <m:rPr>
                   <m:sty m:val="p"/>
@@ -8104,16 +8159,21 @@
               <m:r>
                 <m:t>d</m:t>
               </m:r>
-              <m:acc>
-                <m:accPr>
-                  <m:chr m:val="̃"/>
-                </m:accPr>
+              <m:limLow>
                 <m:e>
                   <m:r>
                     <m:t>x</m:t>
                   </m:r>
                 </m:e>
-              </m:acc>
+                <m:lim>
+                  <m:r>
+                    <m:rPr>
+                      <m:sty m:val="p"/>
+                    </m:rPr>
+                    <m:t>∼</m:t>
+                  </m:r>
+                </m:lim>
+              </m:limLow>
               <m:r>
                 <m:t>&amp;</m:t>
               </m:r>
@@ -8160,16 +8220,21 @@
                 </m:rPr>
                 <m:t>(</m:t>
               </m:r>
-              <m:acc>
-                <m:accPr>
-                  <m:chr m:val="̃"/>
-                </m:accPr>
+              <m:limLow>
                 <m:e>
                   <m:r>
                     <m:t>x</m:t>
                   </m:r>
                 </m:e>
-              </m:acc>
+                <m:lim>
+                  <m:r>
+                    <m:rPr>
+                      <m:sty m:val="p"/>
+                    </m:rPr>
+                    <m:t>∼</m:t>
+                  </m:r>
+                </m:lim>
+              </m:limLow>
               <m:r>
                 <m:rPr>
                   <m:sty m:val="p"/>
@@ -8215,16 +8280,21 @@
                 </m:rPr>
                 <m:t>(</m:t>
               </m:r>
-              <m:acc>
-                <m:accPr>
-                  <m:chr m:val="̃"/>
-                </m:accPr>
+              <m:limLow>
                 <m:e>
                   <m:r>
                     <m:t>x</m:t>
                   </m:r>
                 </m:e>
-              </m:acc>
+                <m:lim>
+                  <m:r>
+                    <m:rPr>
+                      <m:sty m:val="p"/>
+                    </m:rPr>
+                    <m:t>∼</m:t>
+                  </m:r>
+                </m:lim>
+              </m:limLow>
               <m:r>
                 <m:rPr>
                   <m:sty m:val="p"/>
@@ -8246,16 +8316,21 @@
               <m:r>
                 <m:t>d</m:t>
               </m:r>
-              <m:acc>
-                <m:accPr>
-                  <m:chr m:val="̃"/>
-                </m:accPr>
+              <m:limLow>
                 <m:e>
                   <m:r>
                     <m:t>x</m:t>
                   </m:r>
                 </m:e>
-              </m:acc>
+                <m:lim>
+                  <m:r>
+                    <m:rPr>
+                      <m:sty m:val="p"/>
+                    </m:rPr>
+                    <m:t>∼</m:t>
+                  </m:r>
+                </m:lim>
+              </m:limLow>
               <m:r>
                 <m:t>&amp;</m:t>
               </m:r>
@@ -8326,16 +8401,21 @@
                 </m:rPr>
                 <m:t>(</m:t>
               </m:r>
-              <m:acc>
-                <m:accPr>
-                  <m:chr m:val="̃"/>
-                </m:accPr>
+              <m:limLow>
                 <m:e>
                   <m:r>
                     <m:t>x</m:t>
                   </m:r>
                 </m:e>
-              </m:acc>
+                <m:lim>
+                  <m:r>
+                    <m:rPr>
+                      <m:sty m:val="p"/>
+                    </m:rPr>
+                    <m:t>∼</m:t>
+                  </m:r>
+                </m:lim>
+              </m:limLow>
               <m:r>
                 <m:rPr>
                   <m:sty m:val="p"/>
@@ -8357,16 +8437,21 @@
                 </m:rPr>
                 <m:t>(</m:t>
               </m:r>
-              <m:acc>
-                <m:accPr>
-                  <m:chr m:val="̃"/>
-                </m:accPr>
+              <m:limLow>
                 <m:e>
                   <m:r>
                     <m:t>x</m:t>
                   </m:r>
                 </m:e>
-              </m:acc>
+                <m:lim>
+                  <m:r>
+                    <m:rPr>
+                      <m:sty m:val="p"/>
+                    </m:rPr>
+                    <m:t>∼</m:t>
+                  </m:r>
+                </m:lim>
+              </m:limLow>
               <m:r>
                 <m:rPr>
                   <m:sty m:val="p"/>
@@ -8388,16 +8473,21 @@
               <m:r>
                 <m:t>d</m:t>
               </m:r>
-              <m:acc>
-                <m:accPr>
-                  <m:chr m:val="̃"/>
-                </m:accPr>
+              <m:limLow>
                 <m:e>
                   <m:r>
                     <m:t>x</m:t>
                   </m:r>
                 </m:e>
-              </m:acc>
+                <m:lim>
+                  <m:r>
+                    <m:rPr>
+                      <m:sty m:val="p"/>
+                    </m:rPr>
+                    <m:t>∼</m:t>
+                  </m:r>
+                </m:lim>
+              </m:limLow>
               <m:r>
                 <m:t>&amp;</m:t>
               </m:r>
@@ -8750,16 +8840,21 @@
                 </m:rPr>
                 <m:t>(</m:t>
               </m:r>
-              <m:acc>
-                <m:accPr>
-                  <m:chr m:val="̃"/>
-                </m:accPr>
+              <m:limLow>
                 <m:e>
                   <m:r>
                     <m:t>X</m:t>
                   </m:r>
                 </m:e>
-              </m:acc>
+                <m:lim>
+                  <m:r>
+                    <m:rPr>
+                      <m:sty m:val="p"/>
+                    </m:rPr>
+                    <m:t>∼</m:t>
+                  </m:r>
+                </m:lim>
+              </m:limLow>
               <m:r>
                 <m:rPr>
                   <m:sty m:val="p"/>

--- a/pr-preview/pr-242/estimator-properties-handout.docx
+++ b/pr-preview/pr-242/estimator-properties-handout.docx
@@ -15,7 +15,7 @@
         <w:pStyle w:val="Date"/>
       </w:pPr>
       <w:r>
-        <w:t xml:space="preserve">Last modified: 2026-10-16 02:40:41 (PDT)</w:t>
+        <w:t xml:space="preserve">Last modified: 2026-10-16 02:56:53 (PDT)</w:t>
       </w:r>
     </w:p>
     <w:p>
